--- a/content/Bios/Terry_Schiessler.docx
+++ b/content/Bios/Terry_Schiessler.docx
@@ -1,337 +1,8 @@
 
 <file path=word/document.xml><?xml version="1.0" encoding="utf-8"?>
-<w:document xmlns:w14="http://schemas.microsoft.com/office/word/2010/wordml" xmlns:wp14="http://schemas.microsoft.com/office/word/2010/wordprocessingDrawing" xmlns:w="http://schemas.openxmlformats.org/wordprocessingml/2006/main" xmlns:m="http://schemas.openxmlformats.org/officeDocument/2006/math" xmlns:r="http://schemas.openxmlformats.org/officeDocument/2006/relationships" xmlns:o="urn:schemas-microsoft-com:office:office" xmlns:v="urn:schemas-microsoft-com:vml" xmlns:w10="urn:schemas-microsoft-com:office:word" xmlns:a="http://schemas.openxmlformats.org/drawingml/2006/main" xmlns:pic="http://schemas.openxmlformats.org/drawingml/2006/picture" xmlns:wp="http://schemas.openxmlformats.org/drawingml/2006/wordprocessingDrawing" xmlns:mc="http://schemas.openxmlformats.org/markup-compatibility/2006" mc:Ignorable="w14 wp14">
+<w:document xmlns:ns1="http://schemas.openxmlformats.org/markup-compatibility/2006" xmlns:ns2="http://schemas.microsoft.com/office/word/2010/wordml" xmlns:w="http://schemas.openxmlformats.org/wordprocessingml/2006/main" ns1:Ignorable="w14 wp14">
   <w:body>
-    <w:p xmlns:wp14="http://schemas.microsoft.com/office/word/2010/wordml" wp14:textId="77777777">
-      <w:pPr>
-        <w:pStyle w:val="FirstParagraph"/>
-      </w:pPr>
-      <w:r>
-        <w:rPr/>
-        <w:t xml:space="preserve">Hall of Fame Inductee Terry </w:t>
-      </w:r>
-      <w:r>
-        <w:rPr/>
-        <w:t>Schiessler</w:t>
-      </w:r>
-      <w:r>
-        <w:rPr/>
-        <w:t xml:space="preserve"> – Aurora</w:t>
-      </w:r>
-      <w:r>
-        <w:rPr/>
-        <w:t xml:space="preserve"> </w:t>
-      </w:r>
-      <w:r>
-        <w:rPr/>
-        <w:t>A fundamental</w:t>
-      </w:r>
-      <w:r>
-        <w:rPr/>
-        <w:t xml:space="preserve"> pillar in Colorado baseball history, Terry </w:t>
-      </w:r>
-      <w:r>
-        <w:rPr/>
-        <w:t>Schiessler</w:t>
-      </w:r>
-      <w:r>
-        <w:rPr/>
-        <w:t xml:space="preserve"> was integrally involved in all aspects</w:t>
-      </w:r>
-      <w:r>
-        <w:rPr/>
-        <w:t xml:space="preserve"> </w:t>
-      </w:r>
-      <w:r>
-        <w:rPr/>
-        <w:t>of high school athletics from the early 1960s through the 80s. His passion was baseball.</w:t>
-      </w:r>
-      <w:r>
-        <w:rPr/>
-        <w:t xml:space="preserve"> </w:t>
-      </w:r>
-      <w:r>
-        <w:rPr/>
-        <w:t>A three-sport all-state star from Nebraska, Terry came to Colorado and the University of Denver on a</w:t>
-      </w:r>
-      <w:r>
-        <w:rPr/>
-        <w:t xml:space="preserve"> </w:t>
-      </w:r>
-      <w:r>
-        <w:rPr/>
-        <w:t>basketball scholarship but ended up being a standout in both football and baseball. Upon graduation, he</w:t>
-      </w:r>
-      <w:r>
-        <w:rPr/>
-        <w:t xml:space="preserve"> </w:t>
-      </w:r>
-      <w:r>
-        <w:rPr/>
-        <w:t xml:space="preserve">was drafted by both the St. Louis Cardinals and Philadelphia </w:t>
-      </w:r>
-      <w:r>
-        <w:rPr/>
-        <w:t>Eagles, but</w:t>
-      </w:r>
-      <w:r>
-        <w:rPr/>
-        <w:t xml:space="preserve"> chose to begin his career in the</w:t>
-      </w:r>
-      <w:r>
-        <w:rPr/>
-        <w:t xml:space="preserve"> </w:t>
-      </w:r>
-      <w:r>
-        <w:rPr/>
-        <w:t>Aurora Public Schools system in 1958.</w:t>
-      </w:r>
-      <w:r>
-        <w:rPr/>
-        <w:t xml:space="preserve"> </w:t>
-      </w:r>
-      <w:r>
-        <w:rPr/>
-        <w:t>After starting his baseball coaching career at Aurora Central as a junior varsity coach, Terry became the</w:t>
-      </w:r>
-      <w:r>
-        <w:rPr/>
-        <w:t xml:space="preserve"> </w:t>
-      </w:r>
-      <w:r>
-        <w:rPr/>
-        <w:t xml:space="preserve">inaugural head coach at Aurora Hinkley. After starting with all </w:t>
-      </w:r>
-      <w:r>
-        <w:rPr/>
-        <w:t>underclassmen</w:t>
-      </w:r>
-      <w:r>
-        <w:rPr/>
-        <w:t>, he led the Thunderbirds</w:t>
-      </w:r>
-      <w:r>
-        <w:rPr/>
-        <w:t xml:space="preserve"> </w:t>
-      </w:r>
-      <w:r>
-        <w:rPr/>
-        <w:t>to three consecutive Centennial League championships and state playoff berths with a 72-26 record.</w:t>
-      </w:r>
-      <w:r>
-        <w:rPr/>
-        <w:t xml:space="preserve"> </w:t>
-      </w:r>
-      <w:r>
-        <w:rPr/>
-        <w:t>In 1968, he was named the National District 7 High School Coach of the Year and managed the Suburban</w:t>
-      </w:r>
-      <w:r>
-        <w:rPr/>
-        <w:t xml:space="preserve"> </w:t>
-      </w:r>
-      <w:r>
-        <w:rPr/>
-        <w:t>All-Stars in the annual Denver-Suburban game. Terry took time to complete his master’s degree and</w:t>
-      </w:r>
-      <w:r>
-        <w:rPr/>
-        <w:t xml:space="preserve"> </w:t>
-      </w:r>
-      <w:r>
-        <w:rPr/>
-        <w:t>became the first head coach at Metropolitan State College.</w:t>
-      </w:r>
-      <w:r>
-        <w:rPr/>
-        <w:t xml:space="preserve"> </w:t>
-      </w:r>
-      <w:r>
-        <w:rPr/>
-        <w:t>Terry’s focus turned to administration where he became the athletic director at Aurora Central and</w:t>
-      </w:r>
-      <w:r>
-        <w:rPr/>
-        <w:t xml:space="preserve"> </w:t>
-      </w:r>
-      <w:r>
-        <w:rPr/>
-        <w:t>Northglenn high schools. He also served as manager in the Basin League in South Dakota from 1967</w:t>
-      </w:r>
-      <w:r>
-        <w:rPr/>
-        <w:t>-</w:t>
-      </w:r>
-      <w:r>
-        <w:rPr/>
-        <w:t xml:space="preserve"> </w:t>
-      </w:r>
-      <w:r>
-        <w:rPr/>
-        <w:t>74</w:t>
-      </w:r>
-      <w:r>
-        <w:rPr/>
-        <w:t xml:space="preserve">. He coached players such as John Stearns, Paul </w:t>
-      </w:r>
-      <w:r>
-        <w:rPr/>
-        <w:t>Splitorff</w:t>
-      </w:r>
-      <w:r>
-        <w:rPr/>
-        <w:t xml:space="preserve"> and Bob Apodaca. In 1975, he coached </w:t>
-      </w:r>
-      <w:r>
-        <w:rPr/>
-        <w:t>the</w:t>
-      </w:r>
-      <w:r>
-        <w:rPr/>
-        <w:t xml:space="preserve"> </w:t>
-      </w:r>
-      <w:r>
-        <w:rPr/>
-        <w:t>Arvada</w:t>
-      </w:r>
-      <w:r>
-        <w:rPr/>
-        <w:t xml:space="preserve"> Dons.</w:t>
-      </w:r>
-      <w:r>
-        <w:rPr/>
-        <w:t xml:space="preserve"> </w:t>
-      </w:r>
-      <w:r>
-        <w:rPr/>
-        <w:t xml:space="preserve">Terry also was a top-notch football, </w:t>
-      </w:r>
-      <w:r>
-        <w:rPr/>
-        <w:t>basketball</w:t>
-      </w:r>
-      <w:r>
-        <w:rPr/>
-        <w:t xml:space="preserve"> and baseball official and was a fixture on the sidelines</w:t>
-      </w:r>
-      <w:r>
-        <w:rPr/>
-        <w:t xml:space="preserve"> </w:t>
-      </w:r>
-      <w:r>
-        <w:rPr/>
-        <w:t xml:space="preserve">while </w:t>
-      </w:r>
-      <w:r>
-        <w:rPr/>
-        <w:t>working</w:t>
-      </w:r>
-      <w:r>
-        <w:rPr/>
-        <w:t xml:space="preserve"> the</w:t>
-      </w:r>
-      <w:r>
-        <w:rPr/>
-        <w:t xml:space="preserve"> </w:t>
-      </w:r>
-      <w:r>
-        <w:rPr/>
-        <w:t>“chain gang”</w:t>
-      </w:r>
-      <w:r>
-        <w:rPr/>
-        <w:t xml:space="preserve"> </w:t>
-      </w:r>
-      <w:r>
-        <w:rPr/>
-        <w:t>for the Denver Broncos. He officiated state finals in all three high school</w:t>
-      </w:r>
-      <w:r>
-        <w:rPr/>
-        <w:t xml:space="preserve"> </w:t>
-      </w:r>
-      <w:r>
-        <w:rPr/>
-        <w:t xml:space="preserve">sports and moved into the college level where he </w:t>
-      </w:r>
-      <w:r>
-        <w:rPr/>
-        <w:t>worked</w:t>
-      </w:r>
-      <w:r>
-        <w:rPr/>
-        <w:t xml:space="preserve"> several years at the National Junior College</w:t>
-      </w:r>
-      <w:r>
-        <w:rPr/>
-        <w:t xml:space="preserve"> </w:t>
-      </w:r>
-      <w:r>
-        <w:rPr/>
-        <w:t>Baseball World Series in Grand Junction. He also was the president of the Colorado High School Baseball</w:t>
-      </w:r>
-      <w:r>
-        <w:rPr/>
-        <w:t xml:space="preserve"> </w:t>
-      </w:r>
-      <w:r>
-        <w:rPr/>
-        <w:t>Umpires Association from 1977 – 1979 and served on executive boards in basketball and football. He</w:t>
-      </w:r>
-      <w:r>
-        <w:rPr/>
-        <w:t xml:space="preserve"> </w:t>
-      </w:r>
-      <w:r>
-        <w:rPr/>
-        <w:t xml:space="preserve">has been inducted </w:t>
-      </w:r>
-      <w:r>
-        <w:rPr/>
-        <w:t>in myriad</w:t>
-      </w:r>
-      <w:r>
-        <w:rPr/>
-        <w:t xml:space="preserve"> hall of </w:t>
-      </w:r>
-      <w:r>
-        <w:rPr/>
-        <w:t>fames</w:t>
-      </w:r>
-      <w:r>
-        <w:rPr/>
-        <w:t>.</w:t>
-      </w:r>
-    </w:p>
-    <w:p>
-      <w:pPr>
-        <w:pStyle w:val="BodyText"/>
-      </w:pPr>
-    </w:p>
-    <w:p>
-      <w:pPr>
-        <w:pStyle w:val="Title"/>
-        <w:rPr>
-          <w:noProof w:val="0"/>
-          <w:lang w:val="en-US"/>
-        </w:rPr>
-      </w:pPr>
-      <w:r>
-        <w:rPr>
-          <w:noProof w:val="0"/>
-          <w:lang w:val="en-US"/>
-        </w:rPr>
-        <w:t xml:space="preserve">Revised Biography: Terry </w:t>
-      </w:r>
-      <w:r>
-        <w:rPr>
-          <w:noProof w:val="0"/>
-          <w:lang w:val="en-US"/>
-        </w:rPr>
-        <w:t>Schiessler</w:t>
-      </w:r>
-    </w:p>
-    <w:p>
+    <w:p ns2:paraId="63E691A8" ns2:textId="20AFCDA3">
       <w:pPr>
         <w:pStyle w:val="Subtitle"/>
         <w:rPr/>
@@ -344,7 +15,7 @@
         <w:t>Hall of Fame Inductee – Aurora</w:t>
       </w:r>
     </w:p>
-    <w:p>
+    <w:p ns2:paraId="6770172A" ns2:textId="64C149DE">
       <w:pPr>
         <w:spacing w:before="0" w:beforeAutospacing="off" w:after="0" w:afterAutospacing="off" w:line="300" w:lineRule="auto"/>
         <w:rPr>
@@ -528,7 +199,7 @@
         <w:t xml:space="preserve"> system in 1958.</w:t>
       </w:r>
     </w:p>
-    <w:p>
+    <w:p ns2:paraId="3A1D556E" ns2:textId="15633760">
       <w:pPr>
         <w:spacing w:before="0" w:beforeAutospacing="off" w:after="0" w:afterAutospacing="off" w:line="300" w:lineRule="auto"/>
         <w:rPr>
@@ -698,7 +369,7 @@
         <w:t>.</w:t>
       </w:r>
     </w:p>
-    <w:p>
+    <w:p ns2:paraId="1548BD5C" ns2:textId="1C6EBA48">
       <w:pPr>
         <w:spacing w:before="0" w:beforeAutospacing="off" w:after="0" w:afterAutospacing="off" w:line="300" w:lineRule="auto"/>
         <w:rPr>
@@ -840,7 +511,7 @@
         <w:t xml:space="preserve"> and Bob Apodaca. He also spent the 1975 season coaching the Arvada Dons.</w:t>
       </w:r>
     </w:p>
-    <w:p>
+    <w:p ns2:paraId="576235A4" ns2:textId="3DF4B308">
       <w:pPr>
         <w:spacing w:before="0" w:beforeAutospacing="off" w:after="0" w:afterAutospacing="off" w:line="300" w:lineRule="auto"/>
         <w:rPr>
@@ -982,7 +653,7 @@
         <w:t xml:space="preserve"> as president from 1977–1979 and served on executive boards for basketball and football officials.</w:t>
       </w:r>
     </w:p>
-    <w:p>
+    <w:p ns2:paraId="3163D937" ns2:textId="0239ED15">
       <w:pPr>
         <w:spacing w:before="0" w:beforeAutospacing="off" w:after="0" w:afterAutospacing="off" w:line="300" w:lineRule="auto"/>
         <w:rPr>
@@ -1124,7 +795,7 @@
         <w:t xml:space="preserve"> and unwavering dedication to young athletes.</w:t>
       </w:r>
     </w:p>
-    <w:p>
+    <w:p ns2:paraId="3BF9842E" ns2:textId="54ADA027">
       <w:pPr>
         <w:pStyle w:val="BodyText"/>
       </w:pPr>
